--- a/docs/requirements.docx
+++ b/docs/requirements.docx
@@ -559,6 +559,7 @@
       <w:pPr>
         <w:rPr>
           <w:rFonts w:cs="Times New Roman"/>
+          <w:lang w:val="ru-RU"/>
         </w:rPr>
       </w:pPr>
       <w:r>
@@ -1664,23 +1665,33 @@
           <w:szCs w:val="28"/>
           <w:lang w:val="ru-RU"/>
         </w:rPr>
-        <w:t>Регистрация пользователя с указанием им</w:t>
-      </w:r>
-      <w:r>
-        <w:rPr>
-          <w:rFonts w:cs="Times New Roman"/>
-          <w:szCs w:val="28"/>
-          <w:lang w:val="ru-RU"/>
-        </w:rPr>
-        <w:t>ени, контактов</w:t>
-      </w:r>
-      <w:r>
-        <w:rPr>
-          <w:rFonts w:cs="Times New Roman"/>
-          <w:szCs w:val="28"/>
-          <w:lang w:val="ru-RU"/>
-        </w:rPr>
-        <w:t>, желаемого языка и уровня.</w:t>
+        <w:t xml:space="preserve">Регистрация пользователя с указанием ФИО, </w:t>
+      </w:r>
+      <w:proofErr w:type="spellStart"/>
+      <w:r>
+        <w:rPr>
+          <w:rFonts w:cs="Times New Roman"/>
+          <w:szCs w:val="28"/>
+          <w:lang w:val="ru-RU"/>
+        </w:rPr>
+        <w:t>email</w:t>
+      </w:r>
+      <w:proofErr w:type="spellEnd"/>
+      <w:r>
+        <w:rPr>
+          <w:rFonts w:cs="Times New Roman"/>
+          <w:szCs w:val="28"/>
+          <w:lang w:val="ru-RU"/>
+        </w:rPr>
+        <w:t xml:space="preserve"> (обязательно), телефона в формате +7XXXXXXXXXX, желаемого языка и уровня (A1–C2)</w:t>
+      </w:r>
+      <w:r>
+        <w:rPr>
+          <w:rFonts w:cs="Times New Roman"/>
+          <w:szCs w:val="28"/>
+          <w:lang w:val="ru-RU"/>
+        </w:rPr>
+        <w:t>.</w:t>
       </w:r>
     </w:p>
     <w:p>
@@ -2528,23 +2539,7 @@
           <w:szCs w:val="28"/>
           <w:lang w:val="ru-RU"/>
         </w:rPr>
-        <w:t>Автоматические напоминания – о предстоящем</w:t>
-      </w:r>
-      <w:r>
-        <w:rPr>
-          <w:rFonts w:cs="Times New Roman"/>
-          <w:szCs w:val="28"/>
-          <w:lang w:val="ru-RU"/>
-        </w:rPr>
-        <w:t xml:space="preserve"> занятии</w:t>
-      </w:r>
-      <w:r>
-        <w:rPr>
-          <w:rFonts w:cs="Times New Roman"/>
-          <w:szCs w:val="28"/>
-          <w:lang w:val="ru-RU"/>
-        </w:rPr>
-        <w:t xml:space="preserve">, о необходимости оплаты, о </w:t>
+        <w:t xml:space="preserve">Система отправляет </w:t>
       </w:r>
       <w:proofErr w:type="spellStart"/>
       <w:r>
@@ -2553,6 +2548,24 @@
           <w:szCs w:val="28"/>
           <w:lang w:val="ru-RU"/>
         </w:rPr>
+        <w:t>email</w:t>
+      </w:r>
+      <w:proofErr w:type="spellEnd"/>
+      <w:r>
+        <w:rPr>
+          <w:rFonts w:cs="Times New Roman"/>
+          <w:szCs w:val="28"/>
+          <w:lang w:val="ru-RU"/>
+        </w:rPr>
+        <w:t xml:space="preserve">-напоминание о предстоящем занятии за 24 часа и за 1 час; об оплате – за 3 дня до срока и в день срока; о </w:t>
+      </w:r>
+      <w:proofErr w:type="spellStart"/>
+      <w:r>
+        <w:rPr>
+          <w:rFonts w:cs="Times New Roman"/>
+          <w:szCs w:val="28"/>
+          <w:lang w:val="ru-RU"/>
+        </w:rPr>
         <w:t>непросмотренном</w:t>
       </w:r>
       <w:proofErr w:type="spellEnd"/>
@@ -2562,16 +2575,18 @@
           <w:szCs w:val="28"/>
           <w:lang w:val="ru-RU"/>
         </w:rPr>
-        <w:t xml:space="preserve"> до</w:t>
-      </w:r>
-      <w:r>
-        <w:rPr>
-          <w:rFonts w:cs="Times New Roman"/>
-          <w:szCs w:val="28"/>
-          <w:lang w:val="ru-RU"/>
-        </w:rPr>
-        <w:t>машнем задании, о задолженности</w:t>
-      </w:r>
+        <w:t xml:space="preserve"> ДЗ – через 24 часа после </w:t>
+      </w:r>
+      <w:proofErr w:type="spellStart"/>
+      <w:r>
+        <w:rPr>
+          <w:rFonts w:cs="Times New Roman"/>
+          <w:szCs w:val="28"/>
+          <w:lang w:val="ru-RU"/>
+        </w:rPr>
+        <w:t>дедлайна</w:t>
+      </w:r>
+      <w:proofErr w:type="spellEnd"/>
       <w:r>
         <w:rPr>
           <w:rFonts w:cs="Times New Roman"/>
@@ -2695,40 +2710,10 @@
           <w:szCs w:val="28"/>
           <w:lang w:val="ru-RU"/>
         </w:rPr>
-        <w:t>Формирование электронного сертификата после успешного завершения курса</w:t>
-      </w:r>
-      <w:r>
-        <w:rPr>
-          <w:rFonts w:cs="Times New Roman"/>
-          <w:szCs w:val="28"/>
-          <w:lang w:val="ru-RU"/>
-        </w:rPr>
-        <w:t xml:space="preserve"> </w:t>
-      </w:r>
-      <w:r>
-        <w:rPr>
-          <w:rFonts w:cs="Times New Roman"/>
-          <w:szCs w:val="28"/>
-          <w:lang w:val="ru-RU"/>
-        </w:rPr>
-        <w:t>при выполнении всех требований</w:t>
-      </w:r>
-      <w:r>
-        <w:rPr>
-          <w:rFonts w:cs="Times New Roman"/>
-          <w:szCs w:val="28"/>
-          <w:lang w:val="ru-RU"/>
-        </w:rPr>
-        <w:t xml:space="preserve"> по посещаемости и успеваемости</w:t>
-      </w:r>
-      <w:r>
-        <w:rPr>
-          <w:rFonts w:cs="Times New Roman"/>
-          <w:szCs w:val="28"/>
-          <w:lang w:val="ru-RU"/>
-        </w:rPr>
-        <w:t>. Сертификат доступен для скачивания в личном кабинете.</w:t>
-      </w:r>
+        <w:t>Сертификат формируется автоматически, если посещаемость больше или равно 80%, все итоговые тесты сданы с оценкой больше или равно 4, курс оплачен полностью</w:t>
+      </w:r>
+      <w:bookmarkStart w:id="0" w:name="_GoBack"/>
+      <w:bookmarkEnd w:id="0"/>
     </w:p>
     <w:p>
       <w:pPr>
@@ -2885,8 +2870,6 @@
         </w:rPr>
         <w:t>». Система объединяет управление заявками, расписанием, посещаемостью, успеваемостью, финансами и отчётностью. Реализация данных требований позволит автоматизировать ключевые бизнес-процессы центра, снизить ручной труд администраторов и преподавателей, повысить удовлетворённость клиентов и обеспечить руководство оперативной аналитикой.</w:t>
       </w:r>
-      <w:bookmarkStart w:id="0" w:name="_GoBack"/>
-      <w:bookmarkEnd w:id="0"/>
     </w:p>
     <w:p>
       <w:pPr>

--- a/docs/requirements.docx
+++ b/docs/requirements.docx
@@ -2265,8 +2265,28 @@
           <w:szCs w:val="28"/>
           <w:lang w:val="ru-RU"/>
         </w:rPr>
-        <w:t>Просмотр учеником своей успеваемости – списка занятий с темами, оценок за домашние задания и контрольные работы, комментариев преподавателя.</w:t>
-      </w:r>
+        <w:t xml:space="preserve">Бухгалтер просматривает начисления и проверяет </w:t>
+      </w:r>
+      <w:proofErr w:type="gramStart"/>
+      <w:r>
+        <w:rPr>
+          <w:rFonts w:cs="Times New Roman"/>
+          <w:szCs w:val="28"/>
+          <w:lang w:val="ru-RU"/>
+        </w:rPr>
+        <w:t>финансовую</w:t>
+      </w:r>
+      <w:proofErr w:type="gramEnd"/>
+      <w:r>
+        <w:rPr>
+          <w:rFonts w:cs="Times New Roman"/>
+          <w:szCs w:val="28"/>
+          <w:lang w:val="ru-RU"/>
+        </w:rPr>
+        <w:t xml:space="preserve"> отчётноость.</w:t>
+      </w:r>
+      <w:bookmarkStart w:id="0" w:name="_GoBack"/>
+      <w:bookmarkEnd w:id="0"/>
     </w:p>
     <w:p>
       <w:pPr>
@@ -2288,55 +2308,7 @@
           <w:szCs w:val="28"/>
           <w:lang w:val="ru-RU"/>
         </w:rPr>
-        <w:t>Выдача и приём домашних заданий – преподаватель создаё</w:t>
-      </w:r>
-      <w:r>
-        <w:rPr>
-          <w:rFonts w:cs="Times New Roman"/>
-          <w:szCs w:val="28"/>
-          <w:lang w:val="ru-RU"/>
-        </w:rPr>
-        <w:t>т задание</w:t>
-      </w:r>
-      <w:r>
-        <w:rPr>
-          <w:rFonts w:cs="Times New Roman"/>
-          <w:szCs w:val="28"/>
-          <w:lang w:val="ru-RU"/>
-        </w:rPr>
-        <w:t>, ученик загружает выполненную р</w:t>
-      </w:r>
-      <w:r>
-        <w:rPr>
-          <w:rFonts w:cs="Times New Roman"/>
-          <w:szCs w:val="28"/>
-          <w:lang w:val="ru-RU"/>
-        </w:rPr>
-        <w:t xml:space="preserve">аботу, преподаватель проверяет, </w:t>
-      </w:r>
-      <w:r>
-        <w:rPr>
-          <w:rFonts w:cs="Times New Roman"/>
-          <w:szCs w:val="28"/>
-          <w:lang w:val="ru-RU"/>
-        </w:rPr>
-        <w:t xml:space="preserve"> выст</w:t>
-      </w:r>
-      <w:r>
-        <w:rPr>
-          <w:rFonts w:cs="Times New Roman"/>
-          <w:szCs w:val="28"/>
-          <w:lang w:val="ru-RU"/>
-        </w:rPr>
-        <w:t xml:space="preserve">авляет оценку и оставляет </w:t>
-      </w:r>
-      <w:r>
-        <w:rPr>
-          <w:rFonts w:cs="Times New Roman"/>
-          <w:szCs w:val="28"/>
-          <w:lang w:val="ru-RU"/>
-        </w:rPr>
-        <w:t>комментарий.</w:t>
+        <w:t>Просмотр учеником своей успеваемости – списка занятий с темами, оценок за домашние задания и контрольные работы, комментариев преподавателя.</w:t>
       </w:r>
     </w:p>
     <w:p>
@@ -2359,39 +2331,55 @@
           <w:szCs w:val="28"/>
           <w:lang w:val="ru-RU"/>
         </w:rPr>
-        <w:t xml:space="preserve">Расчёт и отображение </w:t>
-      </w:r>
-      <w:r>
-        <w:rPr>
-          <w:rFonts w:cs="Times New Roman"/>
-          <w:szCs w:val="28"/>
-          <w:lang w:val="ru-RU"/>
-        </w:rPr>
-        <w:t xml:space="preserve">прогресса по курсу в процентах </w:t>
-      </w:r>
-      <w:r>
-        <w:rPr>
-          <w:rFonts w:cs="Times New Roman"/>
-          <w:szCs w:val="28"/>
-          <w:lang w:val="ru-RU"/>
-        </w:rPr>
-        <w:t>на основе пройденных тем, вы</w:t>
-      </w:r>
-      <w:r>
-        <w:rPr>
-          <w:rFonts w:cs="Times New Roman"/>
-          <w:szCs w:val="28"/>
-          <w:lang w:val="ru-RU"/>
-        </w:rPr>
-        <w:t>полненных заданий, посещаемости</w:t>
-      </w:r>
-      <w:r>
-        <w:rPr>
-          <w:rFonts w:cs="Times New Roman"/>
-          <w:szCs w:val="28"/>
-          <w:lang w:val="ru-RU"/>
-        </w:rPr>
-        <w:t>.</w:t>
+        <w:t>Выдача и приём домашних заданий – преподаватель создаё</w:t>
+      </w:r>
+      <w:r>
+        <w:rPr>
+          <w:rFonts w:cs="Times New Roman"/>
+          <w:szCs w:val="28"/>
+          <w:lang w:val="ru-RU"/>
+        </w:rPr>
+        <w:t>т задание</w:t>
+      </w:r>
+      <w:r>
+        <w:rPr>
+          <w:rFonts w:cs="Times New Roman"/>
+          <w:szCs w:val="28"/>
+          <w:lang w:val="ru-RU"/>
+        </w:rPr>
+        <w:t>, ученик загружает выполненную р</w:t>
+      </w:r>
+      <w:r>
+        <w:rPr>
+          <w:rFonts w:cs="Times New Roman"/>
+          <w:szCs w:val="28"/>
+          <w:lang w:val="ru-RU"/>
+        </w:rPr>
+        <w:t xml:space="preserve">аботу, преподаватель проверяет, </w:t>
+      </w:r>
+      <w:r>
+        <w:rPr>
+          <w:rFonts w:cs="Times New Roman"/>
+          <w:szCs w:val="28"/>
+          <w:lang w:val="ru-RU"/>
+        </w:rPr>
+        <w:t xml:space="preserve"> выст</w:t>
+      </w:r>
+      <w:r>
+        <w:rPr>
+          <w:rFonts w:cs="Times New Roman"/>
+          <w:szCs w:val="28"/>
+          <w:lang w:val="ru-RU"/>
+        </w:rPr>
+        <w:t xml:space="preserve">авляет оценку и оставляет </w:t>
+      </w:r>
+      <w:r>
+        <w:rPr>
+          <w:rFonts w:cs="Times New Roman"/>
+          <w:szCs w:val="28"/>
+          <w:lang w:val="ru-RU"/>
+        </w:rPr>
+        <w:t>комментарий.</w:t>
       </w:r>
     </w:p>
     <w:p>
@@ -2414,7 +2402,39 @@
           <w:szCs w:val="28"/>
           <w:lang w:val="ru-RU"/>
         </w:rPr>
-        <w:t>Просмотр преподавателем своего расписания на день/неделю/месяц, списка групп и учеников.</w:t>
+        <w:t xml:space="preserve">Расчёт и отображение </w:t>
+      </w:r>
+      <w:r>
+        <w:rPr>
+          <w:rFonts w:cs="Times New Roman"/>
+          <w:szCs w:val="28"/>
+          <w:lang w:val="ru-RU"/>
+        </w:rPr>
+        <w:t xml:space="preserve">прогресса по курсу в процентах </w:t>
+      </w:r>
+      <w:r>
+        <w:rPr>
+          <w:rFonts w:cs="Times New Roman"/>
+          <w:szCs w:val="28"/>
+          <w:lang w:val="ru-RU"/>
+        </w:rPr>
+        <w:t>на основе пройденных тем, вы</w:t>
+      </w:r>
+      <w:r>
+        <w:rPr>
+          <w:rFonts w:cs="Times New Roman"/>
+          <w:szCs w:val="28"/>
+          <w:lang w:val="ru-RU"/>
+        </w:rPr>
+        <w:t>полненных заданий, посещаемости</w:t>
+      </w:r>
+      <w:r>
+        <w:rPr>
+          <w:rFonts w:cs="Times New Roman"/>
+          <w:szCs w:val="28"/>
+          <w:lang w:val="ru-RU"/>
+        </w:rPr>
+        <w:t>.</w:t>
       </w:r>
     </w:p>
     <w:p>
@@ -2437,7 +2457,7 @@
           <w:szCs w:val="28"/>
           <w:lang w:val="ru-RU"/>
         </w:rPr>
-        <w:t>Просмотр администратором и методистом загрузки преподавателей для равномерного распределения нагрузки.</w:t>
+        <w:t>Просмотр преподавателем своего расписания на день/неделю/месяц, списка групп и учеников.</w:t>
       </w:r>
     </w:p>
     <w:p>
@@ -2460,23 +2480,7 @@
           <w:szCs w:val="28"/>
           <w:lang w:val="ru-RU"/>
         </w:rPr>
-        <w:t>Просмотр администратором и директором финансовых отчётов – выручка по курсам, задолженности, средн</w:t>
-      </w:r>
-      <w:r>
-        <w:rPr>
-          <w:rFonts w:cs="Times New Roman"/>
-          <w:szCs w:val="28"/>
-          <w:lang w:val="ru-RU"/>
-        </w:rPr>
-        <w:t>ий чек, удержание клиентов</w:t>
-      </w:r>
-      <w:r>
-        <w:rPr>
-          <w:rFonts w:cs="Times New Roman"/>
-          <w:szCs w:val="28"/>
-          <w:lang w:val="ru-RU"/>
-        </w:rPr>
-        <w:t>.</w:t>
+        <w:t>Просмотр администратором и методистом загрузки преподавателей для равномерного распределения нагрузки.</w:t>
       </w:r>
     </w:p>
     <w:p>
@@ -2500,15 +2504,15 @@
           <w:lang w:val="ru-RU"/>
         </w:rPr>
         <w:lastRenderedPageBreak/>
-        <w:t>Формирование отчёта по посещаемости – для группы, ученика, преподавателя за выбран</w:t>
-      </w:r>
-      <w:r>
-        <w:rPr>
-          <w:rFonts w:cs="Times New Roman"/>
-          <w:szCs w:val="28"/>
-          <w:lang w:val="ru-RU"/>
-        </w:rPr>
-        <w:t>ный период</w:t>
+        <w:t>Просмотр администратором и директором финансовых отчётов – выручка по курсам, задолженности, средн</w:t>
+      </w:r>
+      <w:r>
+        <w:rPr>
+          <w:rFonts w:cs="Times New Roman"/>
+          <w:szCs w:val="28"/>
+          <w:lang w:val="ru-RU"/>
+        </w:rPr>
+        <w:t>ий чек, удержание клиентов</w:t>
       </w:r>
       <w:r>
         <w:rPr>
@@ -2539,54 +2543,16 @@
           <w:szCs w:val="28"/>
           <w:lang w:val="ru-RU"/>
         </w:rPr>
-        <w:t xml:space="preserve">Система отправляет </w:t>
-      </w:r>
-      <w:proofErr w:type="spellStart"/>
-      <w:r>
-        <w:rPr>
-          <w:rFonts w:cs="Times New Roman"/>
-          <w:szCs w:val="28"/>
-          <w:lang w:val="ru-RU"/>
-        </w:rPr>
-        <w:t>email</w:t>
-      </w:r>
-      <w:proofErr w:type="spellEnd"/>
-      <w:r>
-        <w:rPr>
-          <w:rFonts w:cs="Times New Roman"/>
-          <w:szCs w:val="28"/>
-          <w:lang w:val="ru-RU"/>
-        </w:rPr>
-        <w:t xml:space="preserve">-напоминание о предстоящем занятии за 24 часа и за 1 час; об оплате – за 3 дня до срока и в день срока; о </w:t>
-      </w:r>
-      <w:proofErr w:type="spellStart"/>
-      <w:r>
-        <w:rPr>
-          <w:rFonts w:cs="Times New Roman"/>
-          <w:szCs w:val="28"/>
-          <w:lang w:val="ru-RU"/>
-        </w:rPr>
-        <w:t>непросмотренном</w:t>
-      </w:r>
-      <w:proofErr w:type="spellEnd"/>
-      <w:r>
-        <w:rPr>
-          <w:rFonts w:cs="Times New Roman"/>
-          <w:szCs w:val="28"/>
-          <w:lang w:val="ru-RU"/>
-        </w:rPr>
-        <w:t xml:space="preserve"> ДЗ – через 24 часа после </w:t>
-      </w:r>
-      <w:proofErr w:type="spellStart"/>
-      <w:r>
-        <w:rPr>
-          <w:rFonts w:cs="Times New Roman"/>
-          <w:szCs w:val="28"/>
-          <w:lang w:val="ru-RU"/>
-        </w:rPr>
-        <w:t>дедлайна</w:t>
-      </w:r>
-      <w:proofErr w:type="spellEnd"/>
+        <w:t>Формирование отчёта по посещаемости – для группы, ученика, преподавателя за выбран</w:t>
+      </w:r>
+      <w:r>
+        <w:rPr>
+          <w:rFonts w:cs="Times New Roman"/>
+          <w:szCs w:val="28"/>
+          <w:lang w:val="ru-RU"/>
+        </w:rPr>
+        <w:t>ный период</w:t>
+      </w:r>
       <w:r>
         <w:rPr>
           <w:rFonts w:cs="Times New Roman"/>
@@ -2616,55 +2582,61 @@
           <w:szCs w:val="28"/>
           <w:lang w:val="ru-RU"/>
         </w:rPr>
-        <w:t>Упра</w:t>
-      </w:r>
-      <w:r>
-        <w:rPr>
-          <w:rFonts w:cs="Times New Roman"/>
-          <w:szCs w:val="28"/>
-          <w:lang w:val="ru-RU"/>
-        </w:rPr>
-        <w:t xml:space="preserve">вление пользователями и ролями </w:t>
-      </w:r>
-      <w:r>
-        <w:rPr>
-          <w:rFonts w:cs="Times New Roman"/>
-          <w:szCs w:val="28"/>
-          <w:lang w:val="ru-RU"/>
-        </w:rPr>
-        <w:t>системны</w:t>
-      </w:r>
-      <w:r>
-        <w:rPr>
-          <w:rFonts w:cs="Times New Roman"/>
-          <w:szCs w:val="28"/>
-          <w:lang w:val="ru-RU"/>
-        </w:rPr>
-        <w:t>м</w:t>
-      </w:r>
-      <w:r>
-        <w:rPr>
-          <w:rFonts w:cs="Times New Roman"/>
-          <w:szCs w:val="28"/>
-          <w:lang w:val="ru-RU"/>
-        </w:rPr>
-        <w:t xml:space="preserve"> админист</w:t>
-      </w:r>
-      <w:r>
-        <w:rPr>
-          <w:rFonts w:cs="Times New Roman"/>
-          <w:szCs w:val="28"/>
-          <w:lang w:val="ru-RU"/>
-        </w:rPr>
-        <w:t>ратором</w:t>
-      </w:r>
-      <w:r>
-        <w:rPr>
-          <w:rFonts w:cs="Times New Roman"/>
-          <w:szCs w:val="28"/>
-          <w:lang w:val="ru-RU"/>
-        </w:rPr>
-        <w:t xml:space="preserve"> – создание, блокировка, удаление учётных записей, смена пароля, назначение ролей.</w:t>
+        <w:t xml:space="preserve">Система отправляет </w:t>
+      </w:r>
+      <w:proofErr w:type="spellStart"/>
+      <w:r>
+        <w:rPr>
+          <w:rFonts w:cs="Times New Roman"/>
+          <w:szCs w:val="28"/>
+          <w:lang w:val="ru-RU"/>
+        </w:rPr>
+        <w:t>email</w:t>
+      </w:r>
+      <w:proofErr w:type="spellEnd"/>
+      <w:r>
+        <w:rPr>
+          <w:rFonts w:cs="Times New Roman"/>
+          <w:szCs w:val="28"/>
+          <w:lang w:val="ru-RU"/>
+        </w:rPr>
+        <w:t xml:space="preserve">-напоминание о предстоящем занятии за 24 часа и за 1 час; об оплате – за 3 дня до срока и в день срока; о </w:t>
+      </w:r>
+      <w:proofErr w:type="spellStart"/>
+      <w:r>
+        <w:rPr>
+          <w:rFonts w:cs="Times New Roman"/>
+          <w:szCs w:val="28"/>
+          <w:lang w:val="ru-RU"/>
+        </w:rPr>
+        <w:t>непросмотренном</w:t>
+      </w:r>
+      <w:proofErr w:type="spellEnd"/>
+      <w:r>
+        <w:rPr>
+          <w:rFonts w:cs="Times New Roman"/>
+          <w:szCs w:val="28"/>
+          <w:lang w:val="ru-RU"/>
+        </w:rPr>
+        <w:t xml:space="preserve"> ДЗ – через 24 часа после </w:t>
+      </w:r>
+      <w:proofErr w:type="spellStart"/>
+      <w:r>
+        <w:rPr>
+          <w:rFonts w:cs="Times New Roman"/>
+          <w:szCs w:val="28"/>
+          <w:lang w:val="ru-RU"/>
+        </w:rPr>
+        <w:t>дедлайна</w:t>
+      </w:r>
+      <w:proofErr w:type="spellEnd"/>
+      <w:r>
+        <w:rPr>
+          <w:rFonts w:cs="Times New Roman"/>
+          <w:szCs w:val="28"/>
+          <w:lang w:val="ru-RU"/>
+        </w:rPr>
+        <w:t>.</w:t>
       </w:r>
     </w:p>
     <w:p>
@@ -2687,7 +2659,55 @@
           <w:szCs w:val="28"/>
           <w:lang w:val="ru-RU"/>
         </w:rPr>
-        <w:t>Резервное копирование базы данных – автоматическое ежедневное, а также возможность ручного восстановления.</w:t>
+        <w:t>Упра</w:t>
+      </w:r>
+      <w:r>
+        <w:rPr>
+          <w:rFonts w:cs="Times New Roman"/>
+          <w:szCs w:val="28"/>
+          <w:lang w:val="ru-RU"/>
+        </w:rPr>
+        <w:t xml:space="preserve">вление пользователями и ролями </w:t>
+      </w:r>
+      <w:r>
+        <w:rPr>
+          <w:rFonts w:cs="Times New Roman"/>
+          <w:szCs w:val="28"/>
+          <w:lang w:val="ru-RU"/>
+        </w:rPr>
+        <w:t>системны</w:t>
+      </w:r>
+      <w:r>
+        <w:rPr>
+          <w:rFonts w:cs="Times New Roman"/>
+          <w:szCs w:val="28"/>
+          <w:lang w:val="ru-RU"/>
+        </w:rPr>
+        <w:t>м</w:t>
+      </w:r>
+      <w:r>
+        <w:rPr>
+          <w:rFonts w:cs="Times New Roman"/>
+          <w:szCs w:val="28"/>
+          <w:lang w:val="ru-RU"/>
+        </w:rPr>
+        <w:t xml:space="preserve"> админист</w:t>
+      </w:r>
+      <w:r>
+        <w:rPr>
+          <w:rFonts w:cs="Times New Roman"/>
+          <w:szCs w:val="28"/>
+          <w:lang w:val="ru-RU"/>
+        </w:rPr>
+        <w:t>ратором</w:t>
+      </w:r>
+      <w:r>
+        <w:rPr>
+          <w:rFonts w:cs="Times New Roman"/>
+          <w:szCs w:val="28"/>
+          <w:lang w:val="ru-RU"/>
+        </w:rPr>
+        <w:t xml:space="preserve"> – создание, блокировка, удаление учётных записей, смена пароля, назначение ролей.</w:t>
       </w:r>
     </w:p>
     <w:p>
@@ -2710,10 +2730,31 @@
           <w:szCs w:val="28"/>
           <w:lang w:val="ru-RU"/>
         </w:rPr>
+        <w:t>Резервное копирование базы данных – автоматическое ежедневное, а также возможность ручного восстановления.</w:t>
+      </w:r>
+    </w:p>
+    <w:p>
+      <w:pPr>
+        <w:pStyle w:val="a4"/>
+        <w:numPr>
+          <w:ilvl w:val="0"/>
+          <w:numId w:val="1"/>
+        </w:numPr>
+        <w:ind w:left="0" w:firstLine="0"/>
+        <w:rPr>
+          <w:rFonts w:cs="Times New Roman"/>
+          <w:szCs w:val="28"/>
+          <w:lang w:val="ru-RU"/>
+        </w:rPr>
+      </w:pPr>
+      <w:r>
+        <w:rPr>
+          <w:rFonts w:cs="Times New Roman"/>
+          <w:szCs w:val="28"/>
+          <w:lang w:val="ru-RU"/>
+        </w:rPr>
         <w:t>Сертификат формируется автоматически, если посещаемость больше или равно 80%, все итоговые тесты сданы с оценкой больше или равно 4, курс оплачен полностью</w:t>
       </w:r>
-      <w:bookmarkStart w:id="0" w:name="_GoBack"/>
-      <w:bookmarkEnd w:id="0"/>
     </w:p>
     <w:p>
       <w:pPr>
